--- a/word_reports/위치_743_Various Artists_세계애창곡레코드 Vol. 7.docx
+++ b/word_reports/위치_743_Various Artists_세계애창곡레코드 Vol. 7.docx
@@ -4,7 +4,7 @@
   <w:body>
     <w:p>
       <w:pPr>
-        <w:spacing w:after="280"/>
+        <w:spacing w:after="80"/>
       </w:pPr>
       <w:r>
         <w:rPr w:rFonts="맑은 고딕">
@@ -13,94 +13,47 @@
           <w:color w:val="1E3A8A"/>
           <w:sz w:val="30"/>
         </w:rPr>
-        <w:t>[743] Various Artists - 세계애창곡레코드 Vol. 7</w:t>
+        <w:t>Various Artists - 세계애창곡레코드 Vol. 6</w:t>
       </w:r>
     </w:p>
     <w:p>
       <w:pPr>
-        <w:spacing w:after="320"/>
+        <w:spacing w:after="240"/>
       </w:pPr>
       <w:r>
         <w:rPr w:rFonts="맑은 고딕">
           <w:rFonts w:ascii="맑은 고딕" w:hAnsi="맑은 고딕" w:eastAsia="맑은 고딕"/>
           <w:b/>
-          <w:sz w:val="20"/>
+          <w:color w:val="4B5563"/>
+          <w:sz w:val="22"/>
         </w:rPr>
-        <w:t>■ 위치 : 743</w:t>
-        <w:br/>
-      </w:r>
-      <w:r>
-        <w:rPr w:rFonts="맑은 고딕">
-          <w:rFonts w:ascii="맑은 고딕" w:hAnsi="맑은 고딕" w:eastAsia="맑은 고딕"/>
-          <w:b/>
-          <w:sz w:val="20"/>
-        </w:rPr>
-        <w:t>■ 아티스트 : Various Artists</w:t>
-        <w:br/>
-      </w:r>
-      <w:r>
-        <w:rPr w:rFonts="맑은 고딕">
-          <w:rFonts w:ascii="맑은 고딕" w:hAnsi="맑은 고딕" w:eastAsia="맑은 고딕"/>
-          <w:b/>
-          <w:sz w:val="20"/>
-        </w:rPr>
-        <w:t>■ 앨범명 : 세계애창곡레코드 Vol. 7</w:t>
-        <w:br/>
-      </w:r>
-      <w:r>
-        <w:rPr w:rFonts="맑은 고딕">
-          <w:rFonts w:ascii="맑은 고딕" w:hAnsi="맑은 고딕" w:eastAsia="맑은 고딕"/>
-          <w:b w:val="0"/>
-          <w:sz w:val="20"/>
-        </w:rPr>
-        <w:t>■ 음반 레이블 : 지구레코드 (Earth Record)</w:t>
-        <w:br/>
-      </w:r>
-      <w:r>
-        <w:rPr w:rFonts="맑은 고딕">
-          <w:rFonts w:ascii="맑은 고딕" w:hAnsi="맑은 고딕" w:eastAsia="맑은 고딕"/>
-          <w:b w:val="0"/>
-          <w:sz w:val="20"/>
-        </w:rPr>
-        <w:t>■ 발매년도 : 1978</w:t>
-        <w:br/>
-      </w:r>
-      <w:r>
-        <w:rPr w:rFonts="맑은 고딕">
-          <w:rFonts w:ascii="맑은 고딕" w:hAnsi="맑은 고딕" w:eastAsia="맑은 고딕"/>
-          <w:b w:val="0"/>
-          <w:sz w:val="20"/>
-        </w:rPr>
-        <w:t>■ 장르 : 클래식 크로스오버, 세계 민요 및 서양 가곡 (World Folk &amp; Light Classics)</w:t>
-        <w:br/>
-      </w:r>
-      <w:r>
-        <w:rPr w:rFonts="맑은 고딕">
-          <w:rFonts w:ascii="맑은 고딕" w:hAnsi="맑은 고딕" w:eastAsia="맑은 고딕"/>
-          <w:b w:val="0"/>
-          <w:sz w:val="20"/>
-        </w:rPr>
-        <w:t>■ 주요 수록곡 : 1. O Sole Mio (오 나의 태양)</w:t>
-        <w:br/>
+        <w:t>위치 :  743</w:t>
       </w:r>
     </w:p>
     <w:p>
       <w:pPr>
-        <w:spacing w:after="160"/>
+        <w:spacing w:line="324" w:lineRule="auto" w:before="80" w:after="160"/>
       </w:pPr>
       <w:r>
         <w:rPr w:rFonts="맑은 고딕">
           <w:rFonts w:ascii="맑은 고딕" w:hAnsi="맑은 고딕" w:eastAsia="맑은 고딕"/>
           <w:b/>
           <w:color w:val="1F2937"/>
-          <w:sz w:val="24"/>
+          <w:sz w:val="22"/>
         </w:rPr>
-        <w:t>■ 음반 해설 및 감상 가이드</w:t>
+        <w:t xml:space="preserve">[음반 소개] </w:t>
+      </w:r>
+      <w:r>
+        <w:rPr w:rFonts="맑은 고딕">
+          <w:rFonts w:ascii="맑은 고딕" w:hAnsi="맑은 고딕" w:eastAsia="맑은 고딕"/>
+          <w:b w:val="0"/>
+          <w:sz w:val="21"/>
+        </w:rPr>
       </w:r>
     </w:p>
     <w:p>
       <w:pPr>
-        <w:spacing w:line="312" w:lineRule="auto" w:after="120"/>
+        <w:spacing w:line="324" w:lineRule="auto" w:after="120"/>
       </w:pPr>
       <w:r>
         <w:rPr w:rFonts="맑은 고딕">
@@ -108,51 +61,516 @@
           <w:b w:val="0"/>
           <w:sz w:val="21"/>
         </w:rPr>
-        <w:t>1970년대 후반 국내 음악 애호가들의 안방을 풍성하게 채워주었던 명반 기획 시리즈 &lt;세계애창곡레코드&gt;의 제7권(Vol. 7)은 시대를 뛰어넘어 사랑받는 유럽의 클래식 가곡과 세계 민요 명곡들을 한데 모은 수작입니다. 당시 LP 보급의 황금기에 제작된 이 음반은 음악적 교양과 예술적 감흥을 동시에 선사하며, 음악을 사랑하는 이들에게 세계 음악 기행과도 같은 특별한 감동을 선사했습니다.</w:t>
+        <w:t>국경과 시대를 초월하여 인류의 가슴을 적셔온 선율들을 정성스레 갈무리한 『세계애창곡레코드 Vol. 6』은 우리네 기억 한편에 고이 깃든 노스탤지어를 아날로그의 숨결로 일깨우는 명반입니다. 세계 각지의 민요와 불멸의 가곡, 정갈한 서정미를 머금은 명편들이 최고의 성악가와 오케스트라의 정갈한 해석으로 펼쳐집니다. 흑갈색 바이닐의 미세한 소리골을 타고 흐르는 선율은 메마른 현대인의 영혼에 따스한 서정의 물결을 아로새기며, 한 편의 우아한 고전 문학을 읽는 듯한 깊은 심상을 안겨줍니다.</w:t>
       </w:r>
     </w:p>
     <w:p>
       <w:pPr>
-        <w:spacing w:line="312" w:lineRule="auto" w:after="120"/>
+        <w:spacing w:line="324" w:lineRule="auto" w:before="200" w:after="80"/>
       </w:pPr>
+      <w:r>
+        <w:rPr w:rFonts="맑은 고딕">
+          <w:rFonts w:ascii="맑은 고딕" w:hAnsi="맑은 고딕" w:eastAsia="맑은 고딕"/>
+          <w:b/>
+          <w:color w:val="1E3A8A"/>
+          <w:sz w:val="24"/>
+        </w:rPr>
+        <w:t>1. 음반 데이터</w:t>
+      </w:r>
+    </w:p>
+    <w:p>
+      <w:pPr>
+        <w:spacing w:line="324" w:lineRule="auto" w:after="80"/>
+      </w:pPr>
+      <w:r>
+        <w:rPr w:rFonts="맑은 고딕">
+          <w:rFonts w:ascii="맑은 고딕" w:hAnsi="맑은 고딕" w:eastAsia="맑은 고딕"/>
+          <w:b w:val="0"/>
+          <w:color w:val="6B7280"/>
+          <w:sz w:val="21"/>
+        </w:rPr>
+        <w:t xml:space="preserve">· </w:t>
+      </w:r>
+      <w:r>
+        <w:rPr w:rFonts="맑은 고딕">
+          <w:rFonts w:ascii="맑은 고딕" w:hAnsi="맑은 고딕" w:eastAsia="맑은 고딕"/>
+          <w:b/>
+          <w:color w:val="1F2937"/>
+          <w:sz w:val="21"/>
+        </w:rPr>
+        <w:t xml:space="preserve">앨범명: </w:t>
+      </w:r>
       <w:r>
         <w:rPr w:rFonts="맑은 고딕">
           <w:rFonts w:ascii="맑은 고딕" w:hAnsi="맑은 고딕" w:eastAsia="맑은 고딕"/>
           <w:b w:val="0"/>
           <w:sz w:val="21"/>
         </w:rPr>
-        <w:t>본 앨범은 이탈리아 나폴리 민요의 정수인 ‘오 나의 태양(O Sole Mio)’과 ‘산타 루치아(Santa Lucia)’를 비롯하여 프랑스 클래식 소품의 정점에 서 있는 ‘사랑의 기쁨(Plaisir d'Amour)’, 그리고 슈베르트의 연가곡에 녹아있는 깊은 고독과 서정을 담은 ‘보리수(Der Lindenbaum)’에 이르기까지, 대중에게 가장 친숙하면서도 예술적 완성도가 높은 곡들로 구성되어 있습니다. 풍성한 관현악 편곡과 선율의 아름다움을 극대화한 가창은 각 곡이 지닌 본연의 매력을 한층 더 돋보이게 만듭니다.</w:t>
+        <w:t>세계애창곡레코드 Vol. 6</w:t>
       </w:r>
     </w:p>
     <w:p>
       <w:pPr>
-        <w:spacing w:line="312" w:lineRule="auto" w:after="120"/>
+        <w:spacing w:line="324" w:lineRule="auto" w:after="80"/>
       </w:pPr>
+      <w:r>
+        <w:rPr w:rFonts="맑은 고딕">
+          <w:rFonts w:ascii="맑은 고딕" w:hAnsi="맑은 고딕" w:eastAsia="맑은 고딕"/>
+          <w:b w:val="0"/>
+          <w:color w:val="6B7280"/>
+          <w:sz w:val="21"/>
+        </w:rPr>
+        <w:t xml:space="preserve">· </w:t>
+      </w:r>
+      <w:r>
+        <w:rPr w:rFonts="맑은 고딕">
+          <w:rFonts w:ascii="맑은 고딕" w:hAnsi="맑은 고딕" w:eastAsia="맑은 고딕"/>
+          <w:b/>
+          <w:color w:val="1F2937"/>
+          <w:sz w:val="21"/>
+        </w:rPr>
+        <w:t xml:space="preserve">아티스트: </w:t>
+      </w:r>
       <w:r>
         <w:rPr w:rFonts="맑은 고딕">
           <w:rFonts w:ascii="맑은 고딕" w:hAnsi="맑은 고딕" w:eastAsia="맑은 고딕"/>
           <w:b w:val="0"/>
           <w:sz w:val="21"/>
         </w:rPr>
-        <w:t>음악적으로는 클래식의 엄격함과 대중적인 친근함이 완벽한 조화를 이룹니다. 나폴리의 찬란한 햇살을 연상시키는 정열적인 테너의 성량부터 영국 민요 '푸른 옷소매(Greensleeves)'가 전해주는 고즈넉하고 아련한 현악의 울림까지, 다채로운 음색의 스펙트럼이 앨범 전체를 관통합니다. 섬세하게 다듬어진 오케스트레이션은 성악과 완벽한 균형을 이루며 감상자에게 깊은 울림을 전달합니다.</w:t>
+        <w:t>Various Artists</w:t>
       </w:r>
     </w:p>
     <w:p>
       <w:pPr>
-        <w:spacing w:line="312" w:lineRule="auto" w:after="120"/>
+        <w:spacing w:line="324" w:lineRule="auto" w:after="80"/>
       </w:pPr>
+      <w:r>
+        <w:rPr w:rFonts="맑은 고딕">
+          <w:rFonts w:ascii="맑은 고딕" w:hAnsi="맑은 고딕" w:eastAsia="맑은 고딕"/>
+          <w:b w:val="0"/>
+          <w:color w:val="6B7280"/>
+          <w:sz w:val="21"/>
+        </w:rPr>
+        <w:t xml:space="preserve">· </w:t>
+      </w:r>
+      <w:r>
+        <w:rPr w:rFonts="맑은 고딕">
+          <w:rFonts w:ascii="맑은 고딕" w:hAnsi="맑은 고딕" w:eastAsia="맑은 고딕"/>
+          <w:b/>
+          <w:color w:val="1F2937"/>
+          <w:sz w:val="21"/>
+        </w:rPr>
+        <w:t xml:space="preserve">발매 정보: </w:t>
+      </w:r>
       <w:r>
         <w:rPr w:rFonts="맑은 고딕">
           <w:rFonts w:ascii="맑은 고딕" w:hAnsi="맑은 고딕" w:eastAsia="맑은 고딕"/>
           <w:b w:val="0"/>
           <w:sz w:val="21"/>
         </w:rPr>
-        <w:t>특히 아날로그 LP 특유의 따뜻하고 풍부한 질감은 이 고전 명곡들의 서정미를 더욱 극대화합니다. 바쁜 현대 사회에서 잠시 벗어나 정서적 풍요로움을 누리고자 하는 청자에게 이 음반은 아날로그 시대가 선사하는 가장 우아한 휴식처이자, 세월이 흘러도 변하지 않는 클래식 음악의 영원한 아름다움을 다시금 확인시켜 주는 소중한 음향 유산입니다.</w:t>
+        <w:t>1970~80년대 한국 음악 문화의 르네상스를 이끌며 세계 유수의 명곡을 엄선해 소개했던 유서 깊은 세계가곡/애창곡 전집 시리즈 중 여섯 번째 음반으로, 서구 명문 레이블과의 라이선스 제휴 및 당시 최고의 마스터링 기술을 집약하여 정중하게 제작 및 발매되었습니다.</w:t>
+      </w:r>
+    </w:p>
+    <w:p>
+      <w:pPr>
+        <w:spacing w:line="324" w:lineRule="auto" w:after="80"/>
+      </w:pPr>
+      <w:r>
+        <w:rPr w:rFonts="맑은 고딕">
+          <w:rFonts w:ascii="맑은 고딕" w:hAnsi="맑은 고딕" w:eastAsia="맑은 고딕"/>
+          <w:b w:val="0"/>
+          <w:color w:val="6B7280"/>
+          <w:sz w:val="21"/>
+        </w:rPr>
+        <w:t xml:space="preserve">· </w:t>
+      </w:r>
+      <w:r>
+        <w:rPr w:rFonts="맑은 고딕">
+          <w:rFonts w:ascii="맑은 고딕" w:hAnsi="맑은 고딕" w:eastAsia="맑은 고딕"/>
+          <w:b/>
+          <w:color w:val="1F2937"/>
+          <w:sz w:val="21"/>
+        </w:rPr>
+        <w:t xml:space="preserve">LP 인기도(판매량): </w:t>
+      </w:r>
+      <w:r>
+        <w:rPr w:rFonts="맑은 고딕">
+          <w:rFonts w:ascii="맑은 고딕" w:hAnsi="맑은 고딕" w:eastAsia="맑은 고딕"/>
+          <w:b w:val="0"/>
+          <w:sz w:val="21"/>
+        </w:rPr>
+        <w:t>당시 지성인과 음악 애호가 가정의 필수 소장품이자 거실 오디오 장식장을 채우던 베스트셀러 전집의 핵심 볼륨으로, 꾸준한 스테디셀러를 기록하며 수많은 음악 학도와 감상자들에게 깊은 사랑을 받았습니다.</w:t>
+      </w:r>
+    </w:p>
+    <w:p>
+      <w:pPr>
+        <w:spacing w:line="324" w:lineRule="auto" w:after="80"/>
+      </w:pPr>
+      <w:r>
+        <w:rPr w:rFonts="맑은 고딕">
+          <w:rFonts w:ascii="맑은 고딕" w:hAnsi="맑은 고딕" w:eastAsia="맑은 고딕"/>
+          <w:b w:val="0"/>
+          <w:color w:val="6B7280"/>
+          <w:sz w:val="21"/>
+        </w:rPr>
+        <w:t xml:space="preserve">· </w:t>
+      </w:r>
+      <w:r>
+        <w:rPr w:rFonts="맑은 고딕">
+          <w:rFonts w:ascii="맑은 고딕" w:hAnsi="맑은 고딕" w:eastAsia="맑은 고딕"/>
+          <w:b/>
+          <w:color w:val="1F2937"/>
+          <w:sz w:val="21"/>
+        </w:rPr>
+        <w:t xml:space="preserve">각종 수상경력: </w:t>
+      </w:r>
+      <w:r>
+        <w:rPr w:rFonts="맑은 고딕">
+          <w:rFonts w:ascii="맑은 고딕" w:hAnsi="맑은 고딕" w:eastAsia="맑은 고딕"/>
+          <w:b w:val="0"/>
+          <w:sz w:val="21"/>
+        </w:rPr>
+        <w:t>단일 상업 차트 수상에 머물지 않고, 세대를 아우르는 음악 교육적 공헌도와 클래식/크로스오버 대중화에 기여한 문화적 가치 면에서 당대 평단과 클래식 애호가들로부터 아낌없는 찬사를 받았습니다.</w:t>
+      </w:r>
+    </w:p>
+    <w:p>
+      <w:pPr>
+        <w:spacing w:line="324" w:lineRule="auto" w:before="200" w:after="80"/>
+      </w:pPr>
+      <w:r>
+        <w:rPr w:rFonts="맑은 고딕">
+          <w:rFonts w:ascii="맑은 고딕" w:hAnsi="맑은 고딕" w:eastAsia="맑은 고딕"/>
+          <w:b/>
+          <w:color w:val="1E3A8A"/>
+          <w:sz w:val="24"/>
+        </w:rPr>
+        <w:t>2. 아티스트 정보</w:t>
+      </w:r>
+    </w:p>
+    <w:p>
+      <w:pPr>
+        <w:spacing w:line="324" w:lineRule="auto" w:after="80"/>
+      </w:pPr>
+      <w:r>
+        <w:rPr w:rFonts="맑은 고딕">
+          <w:rFonts w:ascii="맑은 고딕" w:hAnsi="맑은 고딕" w:eastAsia="맑은 고딕"/>
+          <w:b w:val="0"/>
+          <w:color w:val="6B7280"/>
+          <w:sz w:val="21"/>
+        </w:rPr>
+        <w:t xml:space="preserve">· </w:t>
+      </w:r>
+      <w:r>
+        <w:rPr w:rFonts="맑은 고딕">
+          <w:rFonts w:ascii="맑은 고딕" w:hAnsi="맑은 고딕" w:eastAsia="맑은 고딕"/>
+          <w:b/>
+          <w:color w:val="1F2937"/>
+          <w:sz w:val="21"/>
+        </w:rPr>
+        <w:t xml:space="preserve">국적: </w:t>
+      </w:r>
+      <w:r>
+        <w:rPr w:rFonts="맑은 고딕">
+          <w:rFonts w:ascii="맑은 고딕" w:hAnsi="맑은 고딕" w:eastAsia="맑은 고딕"/>
+          <w:b w:val="0"/>
+          <w:sz w:val="21"/>
+        </w:rPr>
+        <w:t>다국적 (Various Artists)</w:t>
+      </w:r>
+    </w:p>
+    <w:p>
+      <w:pPr>
+        <w:spacing w:line="324" w:lineRule="auto" w:after="80"/>
+      </w:pPr>
+      <w:r>
+        <w:rPr w:rFonts="맑은 고딕">
+          <w:rFonts w:ascii="맑은 고딕" w:hAnsi="맑은 고딕" w:eastAsia="맑은 고딕"/>
+          <w:b w:val="0"/>
+          <w:color w:val="6B7280"/>
+          <w:sz w:val="21"/>
+        </w:rPr>
+        <w:t xml:space="preserve">· </w:t>
+      </w:r>
+      <w:r>
+        <w:rPr w:rFonts="맑은 고딕">
+          <w:rFonts w:ascii="맑은 고딕" w:hAnsi="맑은 고딕" w:eastAsia="맑은 고딕"/>
+          <w:b/>
+          <w:color w:val="1F2937"/>
+          <w:sz w:val="21"/>
+        </w:rPr>
+        <w:t xml:space="preserve">생몰년도: </w:t>
+      </w:r>
+      <w:r>
+        <w:rPr w:rFonts="맑은 고딕">
+          <w:rFonts w:ascii="맑은 고딕" w:hAnsi="맑은 고딕" w:eastAsia="맑은 고딕"/>
+          <w:b w:val="0"/>
+          <w:sz w:val="21"/>
+        </w:rPr>
+        <w:t>해당 없음 (컴필레이션 앨범)</w:t>
+      </w:r>
+    </w:p>
+    <w:p>
+      <w:pPr>
+        <w:spacing w:line="324" w:lineRule="auto" w:after="80"/>
+      </w:pPr>
+      <w:r>
+        <w:rPr w:rFonts="맑은 고딕">
+          <w:rFonts w:ascii="맑은 고딕" w:hAnsi="맑은 고딕" w:eastAsia="맑은 고딕"/>
+          <w:b w:val="0"/>
+          <w:color w:val="6B7280"/>
+          <w:sz w:val="21"/>
+        </w:rPr>
+        <w:t xml:space="preserve">· </w:t>
+      </w:r>
+      <w:r>
+        <w:rPr w:rFonts="맑은 고딕">
+          <w:rFonts w:ascii="맑은 고딕" w:hAnsi="맑은 고딕" w:eastAsia="맑은 고딕"/>
+          <w:b/>
+          <w:color w:val="1F2937"/>
+          <w:sz w:val="21"/>
+        </w:rPr>
+        <w:t xml:space="preserve">그룹 소속: </w:t>
+      </w:r>
+      <w:r>
+        <w:rPr w:rFonts="맑은 고딕">
+          <w:rFonts w:ascii="맑은 고딕" w:hAnsi="맑은 고딕" w:eastAsia="맑은 고딕"/>
+          <w:b w:val="0"/>
+          <w:sz w:val="21"/>
+        </w:rPr>
+        <w:t>옴니버스 (Various Artists)</w:t>
+      </w:r>
+    </w:p>
+    <w:p>
+      <w:pPr>
+        <w:spacing w:line="324" w:lineRule="auto" w:after="80"/>
+      </w:pPr>
+      <w:r>
+        <w:rPr w:rFonts="맑은 고딕">
+          <w:rFonts w:ascii="맑은 고딕" w:hAnsi="맑은 고딕" w:eastAsia="맑은 고딕"/>
+          <w:b w:val="0"/>
+          <w:color w:val="6B7280"/>
+          <w:sz w:val="21"/>
+        </w:rPr>
+        <w:t xml:space="preserve">· </w:t>
+      </w:r>
+      <w:r>
+        <w:rPr w:rFonts="맑은 고딕">
+          <w:rFonts w:ascii="맑은 고딕" w:hAnsi="맑은 고딕" w:eastAsia="맑은 고딕"/>
+          <w:b/>
+          <w:color w:val="1F2937"/>
+          <w:sz w:val="21"/>
+        </w:rPr>
+        <w:t xml:space="preserve">아티스트 소개: </w:t>
+      </w:r>
+      <w:r>
+        <w:rPr w:rFonts="맑은 고딕">
+          <w:rFonts w:ascii="맑은 고딕" w:hAnsi="맑은 고딕" w:eastAsia="맑은 고딕"/>
+          <w:b w:val="0"/>
+          <w:sz w:val="21"/>
+        </w:rPr>
+        <w:t>서구 클래식 벨칸토의 정점에 서 있던 세계적인 성악가들과 유수의 실내악단, 유럽의 전통 있는 합창단들이 한자리에 모여 완성한 음악적 모자이크입니다. 개별 아티스트들의 기교적 완벽함과 지극한 예술혼이 조화를 이루어, 각 곡에 깃든 민족적 정서와 낭만주의적 정수를 눈부시게 구현해 냈습니다.</w:t>
+      </w:r>
+    </w:p>
+    <w:p>
+      <w:pPr>
+        <w:spacing w:line="324" w:lineRule="auto" w:before="200" w:after="80"/>
+      </w:pPr>
+      <w:r>
+        <w:rPr w:rFonts="맑은 고딕">
+          <w:rFonts w:ascii="맑은 고딕" w:hAnsi="맑은 고딕" w:eastAsia="맑은 고딕"/>
+          <w:b/>
+          <w:color w:val="1E3A8A"/>
+          <w:sz w:val="24"/>
+        </w:rPr>
+        <w:t>3. 음반 상세 분석</w:t>
+      </w:r>
+    </w:p>
+    <w:p>
+      <w:pPr>
+        <w:spacing w:line="324" w:lineRule="auto" w:after="80"/>
+      </w:pPr>
+      <w:r>
+        <w:rPr w:rFonts="맑은 고딕">
+          <w:rFonts w:ascii="맑은 고딕" w:hAnsi="맑은 고딕" w:eastAsia="맑은 고딕"/>
+          <w:b w:val="0"/>
+          <w:color w:val="6B7280"/>
+          <w:sz w:val="21"/>
+        </w:rPr>
+        <w:t xml:space="preserve">· </w:t>
+      </w:r>
+      <w:r>
+        <w:rPr w:rFonts="맑은 고딕">
+          <w:rFonts w:ascii="맑은 고딕" w:hAnsi="맑은 고딕" w:eastAsia="맑은 고딕"/>
+          <w:b/>
+          <w:color w:val="1F2937"/>
+          <w:sz w:val="21"/>
+        </w:rPr>
+        <w:t xml:space="preserve">역사적 위치: </w:t>
+      </w:r>
+      <w:r>
+        <w:rPr w:rFonts="맑은 고딕">
+          <w:rFonts w:ascii="맑은 고딕" w:hAnsi="맑은 고딕" w:eastAsia="맑은 고딕"/>
+          <w:b w:val="0"/>
+          <w:sz w:val="21"/>
+        </w:rPr>
+        <w:t>서구의 유서 깊은 민요와 예술가곡을 단편적 유행가가 아닌, 영원한 예술적 유산으로 자리매김하게 한 귀중한 가교 역할을 한 음반입니다. 엄격한 선곡 기준과 충실한 녹음 퀄리티를 유지하여 대한민국 아날로그 사운드 보급사에서 세계 명곡의 대중적 안착을 이끈 기념비적 음반으로 평가받습니다.</w:t>
+      </w:r>
+    </w:p>
+    <w:p>
+      <w:pPr>
+        <w:spacing w:line="324" w:lineRule="auto" w:after="80"/>
+      </w:pPr>
+      <w:r>
+        <w:rPr w:rFonts="맑은 고딕">
+          <w:rFonts w:ascii="맑은 고딕" w:hAnsi="맑은 고딕" w:eastAsia="맑은 고딕"/>
+          <w:b w:val="0"/>
+          <w:color w:val="6B7280"/>
+          <w:sz w:val="21"/>
+        </w:rPr>
+        <w:t xml:space="preserve">· </w:t>
+      </w:r>
+      <w:r>
+        <w:rPr w:rFonts="맑은 고딕">
+          <w:rFonts w:ascii="맑은 고딕" w:hAnsi="맑은 고딕" w:eastAsia="맑은 고딕"/>
+          <w:b/>
+          <w:color w:val="1F2937"/>
+          <w:sz w:val="21"/>
+        </w:rPr>
+        <w:t xml:space="preserve">시대의 흔적(스토리텔링): </w:t>
+      </w:r>
+      <w:r>
+        <w:rPr w:rFonts="맑은 고딕">
+          <w:rFonts w:ascii="맑은 고딕" w:hAnsi="맑은 고딕" w:eastAsia="맑은 고딕"/>
+          <w:b w:val="0"/>
+          <w:sz w:val="21"/>
+        </w:rPr>
+        <w:t>턴테이블 바늘이 음반에 닿을 때 흐르던 빗소리 같은 표면 잡음과 함께, 라디오와 전축 앞에서 턱을 괴고 먼 이국의 정취를 동경하던 70~80년대 감수성의 원형을 오롯이 품고 있습니다. 치열했던 근대화의 물결 속에서 순수한 아름다움과 서정적 쉼표를 갈구했던 당대 청춘들의 가슴을 따뜻하게 위무해 준 문화적 안식처였습니다.</w:t>
+      </w:r>
+    </w:p>
+    <w:p>
+      <w:pPr>
+        <w:spacing w:line="324" w:lineRule="auto" w:before="200" w:after="80"/>
+      </w:pPr>
+      <w:r>
+        <w:rPr w:rFonts="맑은 고딕">
+          <w:rFonts w:ascii="맑은 고딕" w:hAnsi="맑은 고딕" w:eastAsia="맑은 고딕"/>
+          <w:b/>
+          <w:color w:val="1E3A8A"/>
+          <w:sz w:val="24"/>
+        </w:rPr>
+        <w:t>4. 주요 수록곡 및 감상 제언</w:t>
+      </w:r>
+    </w:p>
+    <w:p>
+      <w:pPr>
+        <w:spacing w:line="324" w:lineRule="auto" w:after="80"/>
+      </w:pPr>
+      <w:r>
+        <w:rPr w:rFonts="맑은 고딕">
+          <w:rFonts w:ascii="맑은 고딕" w:hAnsi="맑은 고딕" w:eastAsia="맑은 고딕"/>
+          <w:b w:val="0"/>
+          <w:color w:val="6B7280"/>
+          <w:sz w:val="21"/>
+        </w:rPr>
+        <w:t xml:space="preserve">· </w:t>
+      </w:r>
+      <w:r>
+        <w:rPr w:rFonts="맑은 고딕">
+          <w:rFonts w:ascii="맑은 고딕" w:hAnsi="맑은 고딕" w:eastAsia="맑은 고딕"/>
+          <w:b/>
+          <w:color w:val="1F2937"/>
+          <w:sz w:val="21"/>
+        </w:rPr>
+        <w:t xml:space="preserve">주요 수록곡 특징: </w:t>
+      </w:r>
+      <w:r>
+        <w:rPr w:rFonts="맑은 고딕">
+          <w:rFonts w:ascii="맑은 고딕" w:hAnsi="맑은 고딕" w:eastAsia="맑은 고딕"/>
+          <w:b w:val="0"/>
+          <w:sz w:val="21"/>
+        </w:rPr>
+        <w:t>유럽의 소박한 향토애가 묻어나는 서정 민요부터 낭만파 거장들의 정취 어린 소품에 이르기까지, 벨벳처럼 감미로운 성악가의 음색과 단아한 오케스트레이션이 완벽한 앙상블을 이룹니다. 유려한 현악의 울림 위로 흐르는 맑고 고아한 보컬은 듣는 이로 하여금 깊은 사색과 시적 감흥에 젖어 들게 만듭니다.</w:t>
+      </w:r>
+    </w:p>
+    <w:p>
+      <w:pPr>
+        <w:spacing w:line="324" w:lineRule="auto" w:after="80"/>
+      </w:pPr>
+      <w:r>
+        <w:rPr w:rFonts="맑은 고딕">
+          <w:rFonts w:ascii="맑은 고딕" w:hAnsi="맑은 고딕" w:eastAsia="맑은 고딕"/>
+          <w:b w:val="0"/>
+          <w:color w:val="6B7280"/>
+          <w:sz w:val="21"/>
+        </w:rPr>
+        <w:t xml:space="preserve">· </w:t>
+      </w:r>
+      <w:r>
+        <w:rPr w:rFonts="맑은 고딕">
+          <w:rFonts w:ascii="맑은 고딕" w:hAnsi="맑은 고딕" w:eastAsia="맑은 고딕"/>
+          <w:b/>
+          <w:color w:val="1F2937"/>
+          <w:sz w:val="21"/>
+        </w:rPr>
+        <w:t xml:space="preserve">빈티지 감상 제언: </w:t>
+      </w:r>
+      <w:r>
+        <w:rPr w:rFonts="맑은 고딕">
+          <w:rFonts w:ascii="맑은 고딕" w:hAnsi="맑은 고딕" w:eastAsia="맑은 고딕"/>
+          <w:b w:val="0"/>
+          <w:sz w:val="21"/>
+        </w:rPr>
+        <w:t>진공관 앰프의 온기 어린 음색과 고음질 MM/MC 카트리지를 통해 재생할 때, 현악기의 미세한 보잉과 성악가의 숨결, 홀의 자연스러운 잔향이 드라마틱한 입체감으로 살아납니다. 조도를 한 톤 낮춘 저녁 시간, 턴테이블 위를 회전하는 바이닐 특유의 두툼하고 풍성한 중음역대를 음미하며 감상하시기를 권합니다.</w:t>
+      </w:r>
+    </w:p>
+    <w:p>
+      <w:pPr>
+        <w:spacing w:line="324" w:lineRule="auto" w:after="80"/>
+      </w:pPr>
+      <w:r>
+        <w:rPr w:rFonts="맑은 고딕">
+          <w:rFonts w:ascii="맑은 고딕" w:hAnsi="맑은 고딕" w:eastAsia="맑은 고딕"/>
+          <w:b w:val="0"/>
+          <w:color w:val="6B7280"/>
+          <w:sz w:val="21"/>
+        </w:rPr>
+        <w:t xml:space="preserve">· </w:t>
+      </w:r>
+      <w:r>
+        <w:rPr w:rFonts="맑은 고딕">
+          <w:rFonts w:ascii="맑은 고딕" w:hAnsi="맑은 고딕" w:eastAsia="맑은 고딕"/>
+          <w:b/>
+          <w:color w:val="1F2937"/>
+          <w:sz w:val="21"/>
+        </w:rPr>
+        <w:t xml:space="preserve">소장 가치: </w:t>
+      </w:r>
+      <w:r>
+        <w:rPr w:rFonts="맑은 고딕">
+          <w:rFonts w:ascii="맑은 고딕" w:hAnsi="맑은 고딕" w:eastAsia="맑은 고딕"/>
+          <w:b w:val="0"/>
+          <w:sz w:val="21"/>
+        </w:rPr>
+        <w:t>디지털 음원으로는 결코 재현할 수 없는 묵직한 아날로그 프레싱의 질감과 당대의 정취가 고스란히 밴 재킷 아트워크는 LP 컬렉터에게 놓칠 수 없는 시각적·청각적 만족감을 선사합니다. 시대의 품격을 증언하는 음악적 타임캡슐로서 시간이 흐를수록 그 희소성과 예술적 가치는 더욱 빛을 발할 것입니다.</w:t>
+      </w:r>
+    </w:p>
+    <w:p>
+      <w:pPr>
+        <w:spacing w:line="324" w:lineRule="auto" w:after="120" w:before="160"/>
+      </w:pPr>
+      <w:r>
+        <w:rPr w:rFonts="맑은 고딕">
+          <w:rFonts w:ascii="맑은 고딕" w:hAnsi="맑은 고딕" w:eastAsia="맑은 고딕"/>
+          <w:b/>
+          <w:color w:val="4338CA"/>
+          <w:sz w:val="21"/>
+        </w:rPr>
+        <w:t>이 음반을 통해 아날로그의 따스한 소리골 사이로 흐르는 세계의 선율이 전해주는 감동을 다시 한번 경험해 보시는 것은 어떨까요?</w:t>
       </w:r>
     </w:p>
     <w:sectPr>
       <w:pgSz w:w="12240" w:h="15840"/>
-      <w:pgMar w:top="1440" w:right="1440" w:bottom="1440" w:left="1440" w:header="720" w:footer="720" w:gutter="0"/>
+      <w:pgMar w:top="1152" w:right="1296" w:bottom="1152" w:left="1296" w:header="720" w:footer="720" w:gutter="0"/>
       <w:cols w:space="720"/>
       <w:docGrid w:linePitch="360"/>
     </w:sectPr>

--- a/word_reports/위치_743_Various Artists_세계애창곡레코드 Vol. 7.docx
+++ b/word_reports/위치_743_Various Artists_세계애창곡레코드 Vol. 7.docx
@@ -32,7 +32,7 @@
     </w:p>
     <w:p>
       <w:pPr>
-        <w:spacing w:line="324" w:lineRule="auto" w:before="80" w:after="160"/>
+        <w:spacing w:line="324" w:lineRule="auto" w:before="80" w:after="120"/>
       </w:pPr>
       <w:r>
         <w:rPr w:rFonts="맑은 고딕">
@@ -42,13 +42,6 @@
           <w:sz w:val="22"/>
         </w:rPr>
         <w:t xml:space="preserve">[음반 소개] </w:t>
-      </w:r>
-      <w:r>
-        <w:rPr w:rFonts="맑은 고딕">
-          <w:rFonts w:ascii="맑은 고딕" w:hAnsi="맑은 고딕" w:eastAsia="맑은 고딕"/>
-          <w:b w:val="0"/>
-          <w:sz w:val="21"/>
-        </w:rPr>
       </w:r>
     </w:p>
     <w:p>
@@ -61,7 +54,33 @@
           <w:b w:val="0"/>
           <w:sz w:val="21"/>
         </w:rPr>
-        <w:t>국경과 시대를 초월하여 인류의 가슴을 적셔온 선율들을 정성스레 갈무리한 『세계애창곡레코드 Vol. 6』은 우리네 기억 한편에 고이 깃든 노스탤지어를 아날로그의 숨결로 일깨우는 명반입니다. 세계 각지의 민요와 불멸의 가곡, 정갈한 서정미를 머금은 명편들이 최고의 성악가와 오케스트라의 정갈한 해석으로 펼쳐집니다. 흑갈색 바이닐의 미세한 소리골을 타고 흐르는 선율은 메마른 현대인의 영혼에 따스한 서정의 물결을 아로새기며, 한 편의 우아한 고전 문학을 읽는 듯한 깊은 심상을 안겨줍니다.</w:t>
+        <w:t>음악은 시공을 초월하여 인간의 가장 내밀한 정서를 잇는 무형의 다리이자, 지나간 시대의 낭만을 오롯이 담아내는 영혼의 그릇입니다. 20세기 후반, 서구의 다채로운 음악 문화가 본격적으로 소개되던 시기에 기획된 『세계애창곡레코드』 시리즈는 대한민국 음악 감상사에서 문치(文治)적 교양과 서정의 지평을 활짝 열어젖힌 기념비적인 앤솔러지였습니다. 그중에서도 여섯 번째 여정을 장식하는 본작 『세계애창곡레코드 Vol. 6』은 유럽의 고전적 가곡과 낭만적인 민요, 그리고 시대를 풍미한 대중적 서정 가요에 이르기까지, 인류가 오랜 세월 입에서 입으로 전승하며 사랑해 온 선율들을 정성스레 길어 올린 걸작 컴필레이션입니다.</w:t>
+      </w:r>
+    </w:p>
+    <w:p>
+      <w:pPr>
+        <w:spacing w:line="324" w:lineRule="auto" w:after="120"/>
+      </w:pPr>
+      <w:r>
+        <w:rPr w:rFonts="맑은 고딕">
+          <w:rFonts w:ascii="맑은 고딕" w:hAnsi="맑은 고딕" w:eastAsia="맑은 고딕"/>
+          <w:b w:val="0"/>
+          <w:sz w:val="21"/>
+        </w:rPr>
+        <w:t>본 음반에 새겨진 악장들은 단순한 이국적 취향의 나열에 머물지 않고, 고단했던 당대 대중의 일상을 다정하게 위무하는 따스한 안식처가 되어 주었습니다. 라디오와 전축이 거실의 중심을 차지하던 그 시절, 바늘이 회전반 위를 미끄러지며 피어오르던 다성부의 화음과 벨칸토의 맑은 울림은 국경과 언어의 장벽을 단숨에 허물었습니다. 성악가와 세계적 보컬리스트들이 남긴 절정의 기량과 숭고한 영혼의 고백은 듣는 이로 하여금 미지의 세계에 대한 동경과 삶의 원초적 비애, 그리고 환희를 동시에 길어 올리게 하는 감정의 카타르시스를 선사했습니다.</w:t>
+      </w:r>
+    </w:p>
+    <w:p>
+      <w:pPr>
+        <w:spacing w:line="324" w:lineRule="auto" w:after="120"/>
+      </w:pPr>
+      <w:r>
+        <w:rPr w:rFonts="맑은 고딕">
+          <w:rFonts w:ascii="맑은 고딕" w:hAnsi="맑은 고딕" w:eastAsia="맑은 고딕"/>
+          <w:b w:val="0"/>
+          <w:sz w:val="21"/>
+        </w:rPr>
+        <w:t>반세기에 가까운 세월이 흐른 오늘날에도 이 음반이 지닌 생명력은 결코 퇴색되지 않았습니다. 디지털 음원의 범람 속에서 잊히기 쉬운 ‘음악을 통한 서사적 사유’와 ‘인간적 체온’이 이 검은 비닐 그루브 속에 고스란히 봉인되어 있기 때문입니다. 소박하면서도 깊이 있는 편곡, 인간의 목소리가 빚어낼 수 있는 가장 순수한 미덕을 담아낸 본 앨범은, 격동의 시대를 관통하며 살아온 청자들에게는 아련한 청춘의 편린을, 현대의 애호가들에게는 클래식과 팝의 원류가 지닌 순수한 예술적 향취를 변함없이 전해줍니다.</w:t>
       </w:r>
     </w:p>
     <w:p>
@@ -168,7 +187,7 @@
           <w:b w:val="0"/>
           <w:sz w:val="21"/>
         </w:rPr>
-        <w:t>1970~80년대 한국 음악 문화의 르네상스를 이끌며 세계 유수의 명곡을 엄선해 소개했던 유서 깊은 세계가곡/애창곡 전집 시리즈 중 여섯 번째 음반으로, 서구 명문 레이블과의 라이선스 제휴 및 당시 최고의 마스터링 기술을 집약하여 정중하게 제작 및 발매되었습니다.</w:t>
+        <w:t>1970~80년대 정통 라이선스 및 음악 전집 문화의 황금기에 기획·제작된 기획 음반으로, 세계 각국의 불멸의 애창 가곡과 서정 명곡들을 고음질 아날로그 마스터를 바탕으로 엄선하여 엮어낸 역사적 기획반입니다.</w:t>
       </w:r>
     </w:p>
     <w:p>
@@ -199,7 +218,7 @@
           <w:b w:val="0"/>
           <w:sz w:val="21"/>
         </w:rPr>
-        <w:t>당시 지성인과 음악 애호가 가정의 필수 소장품이자 거실 오디오 장식장을 채우던 베스트셀러 전집의 핵심 볼륨으로, 꾸준한 스테디셀러를 기록하며 수많은 음악 학도와 감상자들에게 깊은 사랑을 받았습니다.</w:t>
+        <w:t>발매 당시 음악 애호가들의 필청 가정 소장용 전집으로 폭발적인 보급률을 기록하였으며, 클래식과 월드 팝 보컬을 아우르는 스테디셀러로서 당대 교양 가정의 거실 오디오 랙을 굳건히 지켰습니다.</w:t>
       </w:r>
     </w:p>
     <w:p>
@@ -230,7 +249,7 @@
           <w:b w:val="0"/>
           <w:sz w:val="21"/>
         </w:rPr>
-        <w:t>단일 상업 차트 수상에 머물지 않고, 세대를 아우르는 음악 교육적 공헌도와 클래식/크로스오버 대중화에 기여한 문화적 가치 면에서 당대 평단과 클래식 애호가들로부터 아낌없는 찬사를 받았습니다.</w:t>
+        <w:t>상업적 차트 경쟁을 넘어 당대 음악 출판 및 레코드 문화 진흥에 기여한 기념비적 시리즈로 평가받으며, 다수의 수록곡들이 그래미 및 유수의 국제 클래식·월드뮤직 음반상을 수상한 세계적 거장들의 역사적 음원들로 구성되어 있습니다.</w:t>
       </w:r>
     </w:p>
     <w:p>
@@ -275,7 +294,7 @@
           <w:b w:val="0"/>
           <w:sz w:val="21"/>
         </w:rPr>
-        <w:t>다국적 (Various Artists)</w:t>
+        <w:t>다국적 (이탈리아, 프랑스, 독일, 영미권 등 다양한 명연주자 및 성악가)</w:t>
       </w:r>
     </w:p>
     <w:p>
@@ -306,7 +325,7 @@
           <w:b w:val="0"/>
           <w:sz w:val="21"/>
         </w:rPr>
-        <w:t>해당 없음 (컴필레이션 앨범)</w:t>
+        <w:t>20세기 클래식 및 대중음악 황금기를 수놓은 거장들</w:t>
       </w:r>
     </w:p>
     <w:p>
@@ -368,7 +387,7 @@
           <w:b w:val="0"/>
           <w:sz w:val="21"/>
         </w:rPr>
-        <w:t>서구 클래식 벨칸토의 정점에 서 있던 세계적인 성악가들과 유수의 실내악단, 유럽의 전통 있는 합창단들이 한자리에 모여 완성한 음악적 모자이크입니다. 개별 아티스트들의 기교적 완벽함과 지극한 예술혼이 조화를 이루어, 각 곡에 깃든 민족적 정서와 낭만주의적 정수를 눈부시게 구현해 냈습니다.</w:t>
+        <w:t>세계 유수의 오페라 무대와 콘서트홀을 누비던 전설적인 성악가들과 탁월한 월드뮤직 보컬리스트들이 대거 참여하였습니다. 각 아티스트들은 탁월한 기교를 넘어 민족 고유의 정서와 보편적 인간애를 절묘하게 융합한 독창적 가창으로 세계 음악사에 지울 수 없는 발자취를 남겼습니다.</w:t>
       </w:r>
     </w:p>
     <w:p>
@@ -413,7 +432,7 @@
           <w:b w:val="0"/>
           <w:sz w:val="21"/>
         </w:rPr>
-        <w:t>서구의 유서 깊은 민요와 예술가곡을 단편적 유행가가 아닌, 영원한 예술적 유산으로 자리매김하게 한 귀중한 가교 역할을 한 음반입니다. 엄격한 선곡 기준과 충실한 녹음 퀄리티를 유지하여 대한민국 아날로그 사운드 보급사에서 세계 명곡의 대중적 안착을 이끈 기념비적 음반으로 평가받습니다.</w:t>
+        <w:t>본 앨범은 서구의 클래시컬한 성악 가곡과 크로스오버적 팝 서정곡이 대중과 만나는 가장 이상적인 접점을 보여준 음반사적 이정표입니다. 장르 간의 경계를 유연하게 넘나들며 대중에게 고급 음악 향유의 기쁨을 일깨워 준 교양 음악의 정전(正典)으로 자리매김하고 있습니다.</w:t>
       </w:r>
     </w:p>
     <w:p>
@@ -444,7 +463,7 @@
           <w:b w:val="0"/>
           <w:sz w:val="21"/>
         </w:rPr>
-        <w:t>턴테이블 바늘이 음반에 닿을 때 흐르던 빗소리 같은 표면 잡음과 함께, 라디오와 전축 앞에서 턱을 괴고 먼 이국의 정취를 동경하던 70~80년대 감수성의 원형을 오롯이 품고 있습니다. 치열했던 근대화의 물결 속에서 순수한 아름다움과 서정적 쉼표를 갈구했던 당대 청춘들의 가슴을 따뜻하게 위무해 준 문화적 안식처였습니다.</w:t>
+        <w:t>급격한 산업화와 사회적 변혁을 겪던 시절, 지친 하루의 끝에서 전축 바늘을 올리던 청춘들에게 본작의 수록곡들은 마음의 평온을 되찾아주는 해방구였습니다. 음악 다방의 묵직한 공기 속에서, 혹은 정갈한 응접실의 스피커를 통해 흐르던 이 선율들은 한 시대의 서정적 자화상 그 자체였습니다.</w:t>
       </w:r>
     </w:p>
     <w:p>
@@ -489,7 +508,7 @@
           <w:b w:val="0"/>
           <w:sz w:val="21"/>
         </w:rPr>
-        <w:t>유럽의 소박한 향토애가 묻어나는 서정 민요부터 낭만파 거장들의 정취 어린 소품에 이르기까지, 벨벳처럼 감미로운 성악가의 음색과 단아한 오케스트레이션이 완벽한 앙상블을 이룹니다. 유려한 현악의 울림 위로 흐르는 맑고 고아한 보컬은 듣는 이로 하여금 깊은 사색과 시적 감흥에 젖어 들게 만듭니다.</w:t>
+        <w:t>지중해의 찬란한 햇살을 품은 이탈리아 칸초네의 낭만, 우수에 찬 프랑스 샹송의 시적 서정, 그리고 영미권의 유려한 전통 민요와 클래식 소품 등이 다채롭게 펼쳐집니다. 절제된 감정 속에서 터져 나오는 벨칸토 발성의 장엄함과 음유시인처럼 나직하게 읊조리는 보컬의 대비는 깊은 음악적 굴곡과 벅찬 감동을 이끌어냅니다.</w:t>
       </w:r>
     </w:p>
     <w:p>
@@ -520,7 +539,7 @@
           <w:b w:val="0"/>
           <w:sz w:val="21"/>
         </w:rPr>
-        <w:t>진공관 앰프의 온기 어린 음색과 고음질 MM/MC 카트리지를 통해 재생할 때, 현악기의 미세한 보잉과 성악가의 숨결, 홀의 자연스러운 잔향이 드라마틱한 입체감으로 살아납니다. 조도를 한 톤 낮춘 저녁 시간, 턴테이블 위를 회전하는 바이닐 특유의 두툼하고 풍성한 중음역대를 음미하며 감상하시기를 권합니다.</w:t>
+        <w:t>진공관 앰프의 온기 어린 배음과 질감 있는 턴테이블의 카트리지를 통해 재생할 때 그 진가가 배가됩니다. 현악 오케스트레이션의 유려한 배경 위로 떠오르는 보컬의 생생한 숨결과 미세한 비브라토는, 아날로그 LP만이 구현할 수 있는 도톰한 밀도감으로 감상실의 공간을 낭만으로 가득 채웁니다.</w:t>
       </w:r>
     </w:p>
     <w:p>
@@ -551,7 +570,7 @@
           <w:b w:val="0"/>
           <w:sz w:val="21"/>
         </w:rPr>
-        <w:t>디지털 음원으로는 결코 재현할 수 없는 묵직한 아날로그 프레싱의 질감과 당대의 정취가 고스란히 밴 재킷 아트워크는 LP 컬렉터에게 놓칠 수 없는 시각적·청각적 만족감을 선사합니다. 시대의 품격을 증언하는 음악적 타임캡슐로서 시간이 흐를수록 그 희소성과 예술적 가치는 더욱 빛을 발할 것입니다.</w:t>
+        <w:t>디지털 스트리밍 플랫폼에서는 온전히 복원하기 힘든 당대 아날로그 마스터 특유의 자연스러운 음색과 충실한 기획 의도가 고스란히 보존되어 있습니다. 20세기 아날로그 레코드 르네상스의 향수를 간직한 본 음반은 정통 LP 컬렉터라면 반드시 라이브러리에 갖추어야 할 고결한 음악적 유산입니다.</w:t>
       </w:r>
     </w:p>
     <w:p>
@@ -565,7 +584,7 @@
           <w:color w:val="4338CA"/>
           <w:sz w:val="21"/>
         </w:rPr>
-        <w:t>이 음반을 통해 아날로그의 따스한 소리골 사이로 흐르는 세계의 선율이 전해주는 감동을 다시 한번 경험해 보시는 것은 어떨까요?</w:t>
+        <w:t>이 음반을 통해 아날로그의 따스한 숨결을 타고 흐르는 불멸의 명선율이 오늘날 우리의 지친 마음에 건네는 고결하고도 다정한 위로를 다시 한번 경험해 보시는 것은 어떨까요?</w:t>
       </w:r>
     </w:p>
     <w:sectPr>
